--- a/doc/Vision Document.docx
+++ b/doc/Vision Document.docx
@@ -131,6 +131,15 @@
     </w:p>
     <w:sdt>
       <w:sdtPr>
+        <w:rPr>
+          <w:rFonts w:asciiTheme="minorHAnsi" w:eastAsiaTheme="minorHAnsi" w:hAnsiTheme="minorHAnsi" w:cstheme="minorBidi"/>
+          <w:color w:val="auto"/>
+          <w:kern w:val="2"/>
+          <w:sz w:val="22"/>
+          <w:szCs w:val="22"/>
+          <w:lang w:val="en-CA"/>
+          <w14:ligatures w14:val="standardContextual"/>
+        </w:rPr>
         <w:id w:val="237842576"/>
         <w:docPartObj>
           <w:docPartGallery w:val="Table of Contents"/>
@@ -139,16 +148,9 @@
       </w:sdtPr>
       <w:sdtEndPr>
         <w:rPr>
-          <w:rFonts w:asciiTheme="minorHAnsi" w:eastAsiaTheme="minorHAnsi" w:hAnsiTheme="minorHAnsi" w:cstheme="minorBidi"/>
           <w:b/>
           <w:bCs/>
           <w:noProof/>
-          <w:color w:val="auto"/>
-          <w:kern w:val="2"/>
-          <w:sz w:val="22"/>
-          <w:szCs w:val="22"/>
-          <w:lang w:val="en-CA"/>
-          <w14:ligatures w14:val="standardContextual"/>
         </w:rPr>
       </w:sdtEndPr>
       <w:sdtContent>
@@ -168,7 +170,11 @@
               <w:tab w:val="right" w:leader="dot" w:pos="9350"/>
             </w:tabs>
             <w:rPr>
+              <w:rFonts w:eastAsiaTheme="minorEastAsia"/>
               <w:noProof/>
+              <w:sz w:val="24"/>
+              <w:szCs w:val="24"/>
+              <w:lang w:eastAsia="en-CA"/>
             </w:rPr>
           </w:pPr>
           <w:r>
@@ -180,7 +186,7 @@
           <w:r>
             <w:fldChar w:fldCharType="separate"/>
           </w:r>
-          <w:hyperlink w:anchor="_Toc224912674" w:history="1">
+          <w:hyperlink w:anchor="_Toc224913797" w:history="1">
             <w:r>
               <w:rPr>
                 <w:rStyle w:val="Hyperlink"/>
@@ -190,7 +196,11 @@
             </w:r>
             <w:r>
               <w:rPr>
-                <w:noProof/>
+                <w:rFonts w:eastAsiaTheme="minorEastAsia"/>
+                <w:noProof/>
+                <w:sz w:val="24"/>
+                <w:szCs w:val="24"/>
+                <w:lang w:eastAsia="en-CA"/>
               </w:rPr>
               <w:tab/>
             </w:r>
@@ -220,7 +230,7 @@
                 <w:noProof/>
                 <w:webHidden/>
               </w:rPr>
-              <w:instrText xml:space="preserve"> PAGEREF _Toc224912674 \h </w:instrText>
+              <w:instrText xml:space="preserve"> PAGEREF _Toc224913797 \h </w:instrText>
             </w:r>
             <w:r>
               <w:rPr>
@@ -259,10 +269,14 @@
               <w:tab w:val="right" w:leader="dot" w:pos="9350"/>
             </w:tabs>
             <w:rPr>
+              <w:rFonts w:eastAsiaTheme="minorEastAsia"/>
               <w:noProof/>
+              <w:sz w:val="24"/>
+              <w:szCs w:val="24"/>
+              <w:lang w:eastAsia="en-CA"/>
             </w:rPr>
           </w:pPr>
-          <w:hyperlink w:anchor="_Toc224912675" w:history="1">
+          <w:hyperlink w:anchor="_Toc224913798" w:history="1">
             <w:r>
               <w:rPr>
                 <w:rStyle w:val="Hyperlink"/>
@@ -274,7 +288,11 @@
             </w:r>
             <w:r>
               <w:rPr>
-                <w:noProof/>
+                <w:rFonts w:eastAsiaTheme="minorEastAsia"/>
+                <w:noProof/>
+                <w:sz w:val="24"/>
+                <w:szCs w:val="24"/>
+                <w:lang w:eastAsia="en-CA"/>
               </w:rPr>
               <w:tab/>
             </w:r>
@@ -285,7 +303,7 @@
                 <w:noProof/>
                 <w:lang w:eastAsia="en-CA"/>
               </w:rPr>
-              <w:t>Stakeholders and User descriptions</w:t>
+              <w:t>Stakeholders and User Descriptions</w:t>
             </w:r>
             <w:r>
               <w:rPr>
@@ -306,7 +324,7 @@
                 <w:noProof/>
                 <w:webHidden/>
               </w:rPr>
-              <w:instrText xml:space="preserve"> PAGEREF _Toc224912675 \h </w:instrText>
+              <w:instrText xml:space="preserve"> PAGEREF _Toc224913798 \h </w:instrText>
             </w:r>
             <w:r>
               <w:rPr>
@@ -345,10 +363,14 @@
               <w:tab w:val="right" w:leader="dot" w:pos="9350"/>
             </w:tabs>
             <w:rPr>
+              <w:rFonts w:eastAsiaTheme="minorEastAsia"/>
               <w:noProof/>
+              <w:sz w:val="24"/>
+              <w:szCs w:val="24"/>
+              <w:lang w:eastAsia="en-CA"/>
             </w:rPr>
           </w:pPr>
-          <w:hyperlink w:anchor="_Toc224912676" w:history="1">
+          <w:hyperlink w:anchor="_Toc224913799" w:history="1">
             <w:r>
               <w:rPr>
                 <w:rStyle w:val="Hyperlink"/>
@@ -360,7 +382,11 @@
             </w:r>
             <w:r>
               <w:rPr>
-                <w:noProof/>
+                <w:rFonts w:eastAsiaTheme="minorEastAsia"/>
+                <w:noProof/>
+                <w:sz w:val="24"/>
+                <w:szCs w:val="24"/>
+                <w:lang w:eastAsia="en-CA"/>
               </w:rPr>
               <w:tab/>
             </w:r>
@@ -392,7 +418,7 @@
                 <w:noProof/>
                 <w:webHidden/>
               </w:rPr>
-              <w:instrText xml:space="preserve"> PAGEREF _Toc224912676 \h </w:instrText>
+              <w:instrText xml:space="preserve"> PAGEREF _Toc224913799 \h </w:instrText>
             </w:r>
             <w:r>
               <w:rPr>
@@ -431,10 +457,14 @@
               <w:tab w:val="right" w:leader="dot" w:pos="9350"/>
             </w:tabs>
             <w:rPr>
+              <w:rFonts w:eastAsiaTheme="minorEastAsia"/>
               <w:noProof/>
+              <w:sz w:val="24"/>
+              <w:szCs w:val="24"/>
+              <w:lang w:eastAsia="en-CA"/>
             </w:rPr>
           </w:pPr>
-          <w:hyperlink w:anchor="_Toc224912677" w:history="1">
+          <w:hyperlink w:anchor="_Toc224913800" w:history="1">
             <w:r>
               <w:rPr>
                 <w:rStyle w:val="Hyperlink"/>
@@ -446,7 +476,11 @@
             </w:r>
             <w:r>
               <w:rPr>
-                <w:noProof/>
+                <w:rFonts w:eastAsiaTheme="minorEastAsia"/>
+                <w:noProof/>
+                <w:sz w:val="24"/>
+                <w:szCs w:val="24"/>
+                <w:lang w:eastAsia="en-CA"/>
               </w:rPr>
               <w:tab/>
             </w:r>
@@ -478,7 +512,7 @@
                 <w:noProof/>
                 <w:webHidden/>
               </w:rPr>
-              <w:instrText xml:space="preserve"> PAGEREF _Toc224912677 \h </w:instrText>
+              <w:instrText xml:space="preserve"> PAGEREF _Toc224913800 \h </w:instrText>
             </w:r>
             <w:r>
               <w:rPr>
@@ -517,10 +551,14 @@
               <w:tab w:val="right" w:leader="dot" w:pos="9350"/>
             </w:tabs>
             <w:rPr>
+              <w:rFonts w:eastAsiaTheme="minorEastAsia"/>
               <w:noProof/>
+              <w:sz w:val="24"/>
+              <w:szCs w:val="24"/>
+              <w:lang w:eastAsia="en-CA"/>
             </w:rPr>
           </w:pPr>
-          <w:hyperlink w:anchor="_Toc224912678" w:history="1">
+          <w:hyperlink w:anchor="_Toc224913801" w:history="1">
             <w:r>
               <w:rPr>
                 <w:rStyle w:val="Hyperlink"/>
@@ -532,7 +570,11 @@
             </w:r>
             <w:r>
               <w:rPr>
-                <w:noProof/>
+                <w:rFonts w:eastAsiaTheme="minorEastAsia"/>
+                <w:noProof/>
+                <w:sz w:val="24"/>
+                <w:szCs w:val="24"/>
+                <w:lang w:eastAsia="en-CA"/>
               </w:rPr>
               <w:tab/>
             </w:r>
@@ -564,7 +606,7 @@
                 <w:noProof/>
                 <w:webHidden/>
               </w:rPr>
-              <w:instrText xml:space="preserve"> PAGEREF _Toc224912678 \h </w:instrText>
+              <w:instrText xml:space="preserve"> PAGEREF _Toc224913801 \h </w:instrText>
             </w:r>
             <w:r>
               <w:rPr>
@@ -584,7 +626,7 @@
                 <w:noProof/>
                 <w:webHidden/>
               </w:rPr>
-              <w:t>3</w:t>
+              <w:t>4</w:t>
             </w:r>
             <w:r>
               <w:rPr>
@@ -603,10 +645,14 @@
               <w:tab w:val="right" w:leader="dot" w:pos="9350"/>
             </w:tabs>
             <w:rPr>
+              <w:rFonts w:eastAsiaTheme="minorEastAsia"/>
               <w:noProof/>
+              <w:sz w:val="24"/>
+              <w:szCs w:val="24"/>
+              <w:lang w:eastAsia="en-CA"/>
             </w:rPr>
           </w:pPr>
-          <w:hyperlink w:anchor="_Toc224912679" w:history="1">
+          <w:hyperlink w:anchor="_Toc224913802" w:history="1">
             <w:r>
               <w:rPr>
                 <w:rStyle w:val="Hyperlink"/>
@@ -618,7 +664,11 @@
             </w:r>
             <w:r>
               <w:rPr>
-                <w:noProof/>
+                <w:rFonts w:eastAsiaTheme="minorEastAsia"/>
+                <w:noProof/>
+                <w:sz w:val="24"/>
+                <w:szCs w:val="24"/>
+                <w:lang w:eastAsia="en-CA"/>
               </w:rPr>
               <w:tab/>
             </w:r>
@@ -650,7 +700,7 @@
                 <w:noProof/>
                 <w:webHidden/>
               </w:rPr>
-              <w:instrText xml:space="preserve"> PAGEREF _Toc224912679 \h </w:instrText>
+              <w:instrText xml:space="preserve"> PAGEREF _Toc224913802 \h </w:instrText>
             </w:r>
             <w:r>
               <w:rPr>
@@ -670,7 +720,7 @@
                 <w:noProof/>
                 <w:webHidden/>
               </w:rPr>
-              <w:t>3</w:t>
+              <w:t>4</w:t>
             </w:r>
             <w:r>
               <w:rPr>
@@ -689,10 +739,14 @@
               <w:tab w:val="right" w:leader="dot" w:pos="9350"/>
             </w:tabs>
             <w:rPr>
+              <w:rFonts w:eastAsiaTheme="minorEastAsia"/>
               <w:noProof/>
+              <w:sz w:val="24"/>
+              <w:szCs w:val="24"/>
+              <w:lang w:eastAsia="en-CA"/>
             </w:rPr>
           </w:pPr>
-          <w:hyperlink w:anchor="_Toc224912680" w:history="1">
+          <w:hyperlink w:anchor="_Toc224913803" w:history="1">
             <w:r>
               <w:rPr>
                 <w:rStyle w:val="Hyperlink"/>
@@ -704,7 +758,11 @@
             </w:r>
             <w:r>
               <w:rPr>
-                <w:noProof/>
+                <w:rFonts w:eastAsiaTheme="minorEastAsia"/>
+                <w:noProof/>
+                <w:sz w:val="24"/>
+                <w:szCs w:val="24"/>
+                <w:lang w:eastAsia="en-CA"/>
               </w:rPr>
               <w:tab/>
             </w:r>
@@ -736,7 +794,7 @@
                 <w:noProof/>
                 <w:webHidden/>
               </w:rPr>
-              <w:instrText xml:space="preserve"> PAGEREF _Toc224912680 \h </w:instrText>
+              <w:instrText xml:space="preserve"> PAGEREF _Toc224913803 \h </w:instrText>
             </w:r>
             <w:r>
               <w:rPr>
@@ -756,7 +814,7 @@
                 <w:noProof/>
                 <w:webHidden/>
               </w:rPr>
-              <w:t>3</w:t>
+              <w:t>4</w:t>
             </w:r>
             <w:r>
               <w:rPr>
@@ -775,10 +833,14 @@
               <w:tab w:val="right" w:leader="dot" w:pos="9350"/>
             </w:tabs>
             <w:rPr>
+              <w:rFonts w:eastAsiaTheme="minorEastAsia"/>
               <w:noProof/>
+              <w:sz w:val="24"/>
+              <w:szCs w:val="24"/>
+              <w:lang w:eastAsia="en-CA"/>
             </w:rPr>
           </w:pPr>
-          <w:hyperlink w:anchor="_Toc224912681" w:history="1">
+          <w:hyperlink w:anchor="_Toc224913804" w:history="1">
             <w:r>
               <w:rPr>
                 <w:rStyle w:val="Hyperlink"/>
@@ -790,7 +852,11 @@
             </w:r>
             <w:r>
               <w:rPr>
-                <w:noProof/>
+                <w:rFonts w:eastAsiaTheme="minorEastAsia"/>
+                <w:noProof/>
+                <w:sz w:val="24"/>
+                <w:szCs w:val="24"/>
+                <w:lang w:eastAsia="en-CA"/>
               </w:rPr>
               <w:tab/>
             </w:r>
@@ -822,7 +888,7 @@
                 <w:noProof/>
                 <w:webHidden/>
               </w:rPr>
-              <w:instrText xml:space="preserve"> PAGEREF _Toc224912681 \h </w:instrText>
+              <w:instrText xml:space="preserve"> PAGEREF _Toc224913804 \h </w:instrText>
             </w:r>
             <w:r>
               <w:rPr>
@@ -842,7 +908,7 @@
                 <w:noProof/>
                 <w:webHidden/>
               </w:rPr>
-              <w:t>3</w:t>
+              <w:t>4</w:t>
             </w:r>
             <w:r>
               <w:rPr>
@@ -883,7 +949,7 @@
           <w:numId w:val="2"/>
         </w:numPr>
       </w:pPr>
-      <w:bookmarkStart w:id="0" w:name="_Toc224912674"/>
+      <w:bookmarkStart w:id="0" w:name="_Toc224913797"/>
       <w:r>
         <w:lastRenderedPageBreak/>
         <w:t>Introduction</w:t>
@@ -965,7 +1031,7 @@
           <w:lang w:eastAsia="en-CA"/>
         </w:rPr>
       </w:pPr>
-      <w:bookmarkStart w:id="1" w:name="_Toc224912675"/>
+      <w:bookmarkStart w:id="1" w:name="_Toc224913798"/>
       <w:r>
         <w:rPr>
           <w:rFonts w:eastAsia="Times New Roman"/>
@@ -1160,7 +1226,7 @@
           <w:lang w:eastAsia="en-CA"/>
         </w:rPr>
       </w:pPr>
-      <w:bookmarkStart w:id="2" w:name="_Toc224912676"/>
+      <w:bookmarkStart w:id="2" w:name="_Toc224913799"/>
       <w:r>
         <w:rPr>
           <w:rFonts w:eastAsia="Times New Roman"/>
@@ -1243,7 +1309,7 @@
           <w:lang w:eastAsia="en-CA"/>
         </w:rPr>
       </w:pPr>
-      <w:bookmarkStart w:id="3" w:name="_Toc224912677"/>
+      <w:bookmarkStart w:id="3" w:name="_Toc224913800"/>
       <w:r>
         <w:rPr>
           <w:rFonts w:eastAsia="Times New Roman"/>
@@ -1377,7 +1443,7 @@
           <w:lang w:eastAsia="en-CA"/>
         </w:rPr>
       </w:pPr>
-      <w:bookmarkStart w:id="4" w:name="_Toc224912678"/>
+      <w:bookmarkStart w:id="4" w:name="_Toc224913801"/>
       <w:r>
         <w:rPr>
           <w:rFonts w:eastAsia="Times New Roman"/>
@@ -1403,19 +1469,7 @@
         <w:rPr>
           <w:lang w:eastAsia="en-CA"/>
         </w:rPr>
-        <w:t xml:space="preserve">Technical Environment: Must operate within the </w:t>
-      </w:r>
-      <w:r>
-        <w:rPr>
-          <w:lang w:eastAsia="en-CA"/>
-        </w:rPr>
-        <w:t xml:space="preserve">provided </w:t>
-      </w:r>
-      <w:r>
-        <w:rPr>
-          <w:lang w:eastAsia="en-CA"/>
-        </w:rPr>
-        <w:t>infrastructure using Oracle Linux 8 and restricted IP subnets.</w:t>
+        <w:t>Technical Environment: Must operate within the provided infrastructure using Oracle Linux 8 and restricted IP subnets.</w:t>
       </w:r>
     </w:p>
     <w:p>
@@ -1466,7 +1520,7 @@
           <w:lang w:eastAsia="en-CA"/>
         </w:rPr>
       </w:pPr>
-      <w:bookmarkStart w:id="5" w:name="_Toc224912679"/>
+      <w:bookmarkStart w:id="5" w:name="_Toc224913802"/>
       <w:r>
         <w:rPr>
           <w:rFonts w:eastAsia="Times New Roman"/>
@@ -1574,7 +1628,7 @@
           <w:lang w:eastAsia="en-CA"/>
         </w:rPr>
       </w:pPr>
-      <w:bookmarkStart w:id="6" w:name="_Toc224912680"/>
+      <w:bookmarkStart w:id="6" w:name="_Toc224913803"/>
       <w:r>
         <w:rPr>
           <w:rFonts w:eastAsia="Times New Roman"/>
@@ -1664,7 +1718,7 @@
           <w:lang w:eastAsia="en-CA"/>
         </w:rPr>
       </w:pPr>
-      <w:bookmarkStart w:id="7" w:name="_Toc224912681"/>
+      <w:bookmarkStart w:id="7" w:name="_Toc224913804"/>
       <w:r>
         <w:rPr>
           <w:rFonts w:eastAsia="Times New Roman"/>
@@ -2809,6 +2863,7 @@
   <w:style w:type="character" w:default="1" w:styleId="DefaultParagraphFont">
     <w:name w:val="Default Paragraph Font"/>
     <w:uiPriority w:val="1"/>
+    <w:semiHidden/>
     <w:unhideWhenUsed/>
   </w:style>
   <w:style w:type="table" w:default="1" w:styleId="TableNormal">

--- a/doc/Vision Document.docx
+++ b/doc/Vision Document.docx
@@ -52,6 +52,22 @@
       <w:pPr>
         <w:jc w:val="center"/>
         <w:rPr>
+          <w:sz w:val="36"/>
+          <w:szCs w:val="36"/>
+        </w:rPr>
+      </w:pPr>
+      <w:r>
+        <w:rPr>
+          <w:sz w:val="36"/>
+          <w:szCs w:val="36"/>
+        </w:rPr>
+        <w:t>Data Warehousing Project</w:t>
+      </w:r>
+    </w:p>
+    <w:p>
+      <w:pPr>
+        <w:jc w:val="center"/>
+        <w:rPr>
           <w:sz w:val="56"/>
           <w:szCs w:val="56"/>
         </w:rPr>
@@ -61,7 +77,7 @@
           <w:sz w:val="36"/>
           <w:szCs w:val="36"/>
         </w:rPr>
-        <w:t>Data Warehousing Project</w:t>
+        <w:t>Data Warehousing Team</w:t>
       </w:r>
     </w:p>
     <w:p>
